--- a/backend/Backend Description.docx
+++ b/backend/Backend Description.docx
@@ -14,12 +14,15 @@
           <w:b/>
           <w:bCs/>
         </w:rPr>
-        <w:t>Why Your Gateway/Backend Is "Decentralized"</w:t>
-      </w:r>
-    </w:p>
-    <w:p>
-      <w:r>
-        <w:t>Your backend (app.js + fabricService.js) is </w:t>
+        <w:t>Why Gateway/Backend Is "Decentralized"</w:t>
+      </w:r>
+    </w:p>
+    <w:p>
+      <w:r>
+        <w:t>My</w:t>
+      </w:r>
+      <w:r>
+        <w:t xml:space="preserve"> backend (app.js + fabricService.js) is </w:t>
       </w:r>
       <w:r>
         <w:rPr>
@@ -1164,8 +1167,6 @@
         </w:rPr>
         <w:t>What happens if a Gateway turns malicious ?</w:t>
       </w:r>
-      <w:bookmarkStart w:id="0" w:name="_GoBack"/>
-      <w:bookmarkEnd w:id="0"/>
     </w:p>
     <w:p>
       <w:r>
@@ -1488,14 +1489,10 @@
       </w:r>
     </w:p>
     <w:p>
-      <w:r>
-        <w:rPr>
-          <w:rFonts w:ascii="Segoe UI Symbol" w:hAnsi="Segoe UI Symbol" w:cs="Segoe UI Symbol"/>
-        </w:rPr>
-        <w:t>⚠</w:t>
-      </w:r>
-      <w:r>
-        <w:t>️ What a Malicious Gateway CAN do (The Threats):</w:t>
+      <w:bookmarkStart w:id="0" w:name="_GoBack"/>
+      <w:bookmarkEnd w:id="0"/>
+      <w:r>
+        <w:t>What a Malicious Gateway CAN do (The Threats):</w:t>
       </w:r>
     </w:p>
     <w:p>
